--- a/SmartCheck_Manual_Usuario.docx
+++ b/SmartCheck_Manual_Usuario.docx
@@ -203,12 +203,6 @@
         <w:gridCol w:w="6226"/>
       </w:tblGrid>
       <w:tr>
-        <w:tblPrEx>
-          <w:tblCellMar>
-            <w:top w:w="0" w:type="dxa"/>
-            <w:bottom w:w="0" w:type="dxa"/>
-          </w:tblCellMar>
-        </w:tblPrEx>
         <w:tc>
           <w:tcPr>
             <w:tcW w:w="2800" w:type="dxa"/>
@@ -270,12 +264,6 @@
         </w:tc>
       </w:tr>
       <w:tr>
-        <w:tblPrEx>
-          <w:tblCellMar>
-            <w:top w:w="0" w:type="dxa"/>
-            <w:bottom w:w="0" w:type="dxa"/>
-          </w:tblCellMar>
-        </w:tblPrEx>
         <w:tc>
           <w:tcPr>
             <w:tcW w:w="2800" w:type="dxa"/>
@@ -337,12 +325,6 @@
         </w:tc>
       </w:tr>
       <w:tr>
-        <w:tblPrEx>
-          <w:tblCellMar>
-            <w:top w:w="0" w:type="dxa"/>
-            <w:bottom w:w="0" w:type="dxa"/>
-          </w:tblCellMar>
-        </w:tblPrEx>
         <w:tc>
           <w:tcPr>
             <w:tcW w:w="2800" w:type="dxa"/>
@@ -398,12 +380,6 @@
         </w:tc>
       </w:tr>
       <w:tr>
-        <w:tblPrEx>
-          <w:tblCellMar>
-            <w:top w:w="0" w:type="dxa"/>
-            <w:bottom w:w="0" w:type="dxa"/>
-          </w:tblCellMar>
-        </w:tblPrEx>
         <w:tc>
           <w:tcPr>
             <w:tcW w:w="2800" w:type="dxa"/>
@@ -457,12 +433,6 @@
         </w:tc>
       </w:tr>
       <w:tr>
-        <w:tblPrEx>
-          <w:tblCellMar>
-            <w:top w:w="0" w:type="dxa"/>
-            <w:bottom w:w="0" w:type="dxa"/>
-          </w:tblCellMar>
-        </w:tblPrEx>
         <w:tc>
           <w:tcPr>
             <w:tcW w:w="2800" w:type="dxa"/>
@@ -513,15 +483,158 @@
               <w:t xml:space="preserve">Aberto e configurado com </w:t>
             </w:r>
             <w:r>
-              <w:t xml:space="preserve">acesso ao </w:t>
-            </w:r>
-            <w:proofErr w:type="gramStart"/>
-            <w:r>
-              <w:t>alias</w:t>
-            </w:r>
-            <w:proofErr w:type="gramEnd"/>
-            <w:r>
-              <w:t xml:space="preserve"> de conciliação</w:t>
+              <w:t>acesso ao alias de conciliação</w:t>
+            </w:r>
+          </w:p>
+        </w:tc>
+      </w:tr>
+      <w:tr>
+        <w:tc>
+          <w:tcPr>
+            <w:tcW w:w="2800" w:type="dxa"/>
+            <w:tcBorders>
+              <w:top w:val="single" w:sz="1" w:space="0" w:color="CCCCCC"/>
+              <w:left w:val="single" w:sz="1" w:space="0" w:color="CCCCCC"/>
+              <w:bottom w:val="single" w:sz="1" w:space="0" w:color="CCCCCC"/>
+              <w:right w:val="single" w:sz="1" w:space="0" w:color="CCCCCC"/>
+            </w:tcBorders>
+            <w:shd w:val="clear" w:color="auto" w:fill="D6E4F0"/>
+            <w:tcMar>
+              <w:top w:w="80" w:type="dxa"/>
+              <w:left w:w="120" w:type="dxa"/>
+              <w:bottom w:w="80" w:type="dxa"/>
+              <w:right w:w="120" w:type="dxa"/>
+            </w:tcMar>
+          </w:tcPr>
+          <w:p>
+            <w:pPr>
+              <w:rPr>
+                <w:b/>
+                <w:bCs/>
+                <w:color w:val="1F4E79"/>
+              </w:rPr>
+            </w:pPr>
+            <w:proofErr w:type="spellStart"/>
+            <w:r>
+              <w:rPr>
+                <w:b/>
+                <w:bCs/>
+                <w:color w:val="1F4E79"/>
+              </w:rPr>
+              <w:t>Src</w:t>
+            </w:r>
+            <w:proofErr w:type="spellEnd"/>
+            <w:r>
+              <w:rPr>
+                <w:b/>
+                <w:bCs/>
+                <w:color w:val="1F4E79"/>
+              </w:rPr>
+              <w:t xml:space="preserve"> /</w:t>
+            </w:r>
+          </w:p>
+        </w:tc>
+        <w:tc>
+          <w:tcPr>
+            <w:tcW w:w="6226" w:type="dxa"/>
+            <w:tcBorders>
+              <w:top w:val="single" w:sz="1" w:space="0" w:color="CCCCCC"/>
+              <w:left w:val="single" w:sz="1" w:space="0" w:color="CCCCCC"/>
+              <w:bottom w:val="single" w:sz="1" w:space="0" w:color="CCCCCC"/>
+              <w:right w:val="single" w:sz="1" w:space="0" w:color="CCCCCC"/>
+            </w:tcBorders>
+            <w:shd w:val="clear" w:color="auto" w:fill="FFFFFF"/>
+            <w:tcMar>
+              <w:top w:w="80" w:type="dxa"/>
+              <w:left w:w="120" w:type="dxa"/>
+              <w:bottom w:w="80" w:type="dxa"/>
+              <w:right w:w="120" w:type="dxa"/>
+            </w:tcMar>
+          </w:tcPr>
+          <w:p>
+            <w:r>
+              <w:t>Manter imagem fundo_fly.png</w:t>
+            </w:r>
+          </w:p>
+        </w:tc>
+      </w:tr>
+      <w:tr>
+        <w:tc>
+          <w:tcPr>
+            <w:tcW w:w="2800" w:type="dxa"/>
+            <w:tcBorders>
+              <w:top w:val="single" w:sz="1" w:space="0" w:color="CCCCCC"/>
+              <w:left w:val="single" w:sz="1" w:space="0" w:color="CCCCCC"/>
+              <w:bottom w:val="single" w:sz="1" w:space="0" w:color="CCCCCC"/>
+              <w:right w:val="single" w:sz="1" w:space="0" w:color="CCCCCC"/>
+            </w:tcBorders>
+            <w:shd w:val="clear" w:color="auto" w:fill="D6E4F0"/>
+            <w:tcMar>
+              <w:top w:w="80" w:type="dxa"/>
+              <w:left w:w="120" w:type="dxa"/>
+              <w:bottom w:w="80" w:type="dxa"/>
+              <w:right w:w="120" w:type="dxa"/>
+            </w:tcMar>
+          </w:tcPr>
+          <w:p>
+            <w:pPr>
+              <w:rPr>
+                <w:b/>
+                <w:bCs/>
+                <w:color w:val="1F4E79"/>
+              </w:rPr>
+            </w:pPr>
+            <w:r>
+              <w:rPr>
+                <w:b/>
+                <w:bCs/>
+                <w:color w:val="1F4E79"/>
+              </w:rPr>
+              <w:t>.</w:t>
+            </w:r>
+            <w:proofErr w:type="spellStart"/>
+            <w:r>
+              <w:rPr>
+                <w:b/>
+                <w:bCs/>
+                <w:color w:val="1F4E79"/>
+              </w:rPr>
+              <w:t>env</w:t>
+            </w:r>
+            <w:proofErr w:type="spellEnd"/>
+          </w:p>
+        </w:tc>
+        <w:tc>
+          <w:tcPr>
+            <w:tcW w:w="6226" w:type="dxa"/>
+            <w:tcBorders>
+              <w:top w:val="single" w:sz="1" w:space="0" w:color="CCCCCC"/>
+              <w:left w:val="single" w:sz="1" w:space="0" w:color="CCCCCC"/>
+              <w:bottom w:val="single" w:sz="1" w:space="0" w:color="CCCCCC"/>
+              <w:right w:val="single" w:sz="1" w:space="0" w:color="CCCCCC"/>
+            </w:tcBorders>
+            <w:shd w:val="clear" w:color="auto" w:fill="FFFFFF"/>
+            <w:tcMar>
+              <w:top w:w="80" w:type="dxa"/>
+              <w:left w:w="120" w:type="dxa"/>
+              <w:bottom w:w="80" w:type="dxa"/>
+              <w:right w:w="120" w:type="dxa"/>
+            </w:tcMar>
+          </w:tcPr>
+          <w:p>
+            <w:r>
+              <w:t xml:space="preserve">Sempre manter o </w:t>
+            </w:r>
+            <w:r>
+              <w:t>.</w:t>
+            </w:r>
+            <w:proofErr w:type="spellStart"/>
+            <w:r>
+              <w:t>env</w:t>
+            </w:r>
+            <w:proofErr w:type="spellEnd"/>
+            <w:r>
+              <w:t xml:space="preserve"> na raiz do projeto</w:t>
             </w:r>
           </w:p>
         </w:tc>
@@ -553,12 +666,6 @@
         <w:gridCol w:w="9026"/>
       </w:tblGrid>
       <w:tr>
-        <w:tblPrEx>
-          <w:tblCellMar>
-            <w:top w:w="0" w:type="dxa"/>
-            <w:bottom w:w="0" w:type="dxa"/>
-          </w:tblCellMar>
-        </w:tblPrEx>
         <w:tc>
           <w:tcPr>
             <w:tcW w:w="9026" w:type="dxa"/>
@@ -642,12 +749,6 @@
         <w:gridCol w:w="5826"/>
       </w:tblGrid>
       <w:tr>
-        <w:tblPrEx>
-          <w:tblCellMar>
-            <w:top w:w="0" w:type="dxa"/>
-            <w:bottom w:w="0" w:type="dxa"/>
-          </w:tblCellMar>
-        </w:tblPrEx>
         <w:trPr>
           <w:tblHeader/>
         </w:trPr>
@@ -740,12 +841,6 @@
         </w:tc>
       </w:tr>
       <w:tr>
-        <w:tblPrEx>
-          <w:tblCellMar>
-            <w:top w:w="0" w:type="dxa"/>
-            <w:bottom w:w="0" w:type="dxa"/>
-          </w:tblCellMar>
-        </w:tblPrEx>
         <w:tc>
           <w:tcPr>
             <w:tcW w:w="600" w:type="dxa"/>
@@ -829,12 +924,6 @@
         </w:tc>
       </w:tr>
       <w:tr>
-        <w:tblPrEx>
-          <w:tblCellMar>
-            <w:top w:w="0" w:type="dxa"/>
-            <w:bottom w:w="0" w:type="dxa"/>
-          </w:tblCellMar>
-        </w:tblPrEx>
         <w:tc>
           <w:tcPr>
             <w:tcW w:w="600" w:type="dxa"/>
@@ -918,12 +1007,6 @@
         </w:tc>
       </w:tr>
       <w:tr>
-        <w:tblPrEx>
-          <w:tblCellMar>
-            <w:top w:w="0" w:type="dxa"/>
-            <w:bottom w:w="0" w:type="dxa"/>
-          </w:tblCellMar>
-        </w:tblPrEx>
         <w:tc>
           <w:tcPr>
             <w:tcW w:w="600" w:type="dxa"/>
@@ -1007,12 +1090,6 @@
         </w:tc>
       </w:tr>
       <w:tr>
-        <w:tblPrEx>
-          <w:tblCellMar>
-            <w:top w:w="0" w:type="dxa"/>
-            <w:bottom w:w="0" w:type="dxa"/>
-          </w:tblCellMar>
-        </w:tblPrEx>
         <w:tc>
           <w:tcPr>
             <w:tcW w:w="600" w:type="dxa"/>
@@ -1284,12 +1361,6 @@
         <w:gridCol w:w="9026"/>
       </w:tblGrid>
       <w:tr>
-        <w:tblPrEx>
-          <w:tblCellMar>
-            <w:top w:w="0" w:type="dxa"/>
-            <w:bottom w:w="0" w:type="dxa"/>
-          </w:tblCellMar>
-        </w:tblPrEx>
         <w:tc>
           <w:tcPr>
             <w:tcW w:w="9026" w:type="dxa"/>
@@ -1404,17 +1475,12 @@
         <w:t xml:space="preserve">O </w:t>
       </w:r>
       <w:proofErr w:type="spellStart"/>
-      <w:proofErr w:type="gramStart"/>
       <w:r>
         <w:t>toggle</w:t>
       </w:r>
       <w:proofErr w:type="spellEnd"/>
       <w:r>
-        <w:t xml:space="preserve"> Enviar</w:t>
-      </w:r>
-      <w:proofErr w:type="gramEnd"/>
-      <w:r>
-        <w:t xml:space="preserve"> e-mail ao final controla se os e-mails de notificação serão disparados ao término do processamento.</w:t>
+        <w:t xml:space="preserve"> Enviar e-mail ao final controla se os e-mails de notificação serão disparados ao término do processamento.</w:t>
       </w:r>
     </w:p>
     <w:p>
@@ -1444,12 +1510,6 @@
         <w:gridCol w:w="6826"/>
       </w:tblGrid>
       <w:tr>
-        <w:tblPrEx>
-          <w:tblCellMar>
-            <w:top w:w="0" w:type="dxa"/>
-            <w:bottom w:w="0" w:type="dxa"/>
-          </w:tblCellMar>
-        </w:tblPrEx>
         <w:trPr>
           <w:tblHeader/>
         </w:trPr>
@@ -1513,12 +1573,6 @@
         </w:tc>
       </w:tr>
       <w:tr>
-        <w:tblPrEx>
-          <w:tblCellMar>
-            <w:top w:w="0" w:type="dxa"/>
-            <w:bottom w:w="0" w:type="dxa"/>
-          </w:tblCellMar>
-        </w:tblPrEx>
         <w:tc>
           <w:tcPr>
             <w:tcW w:w="2200" w:type="dxa"/>
@@ -1567,12 +1621,6 @@
         </w:tc>
       </w:tr>
       <w:tr>
-        <w:tblPrEx>
-          <w:tblCellMar>
-            <w:top w:w="0" w:type="dxa"/>
-            <w:bottom w:w="0" w:type="dxa"/>
-          </w:tblCellMar>
-        </w:tblPrEx>
         <w:tc>
           <w:tcPr>
             <w:tcW w:w="2200" w:type="dxa"/>
@@ -1784,12 +1832,6 @@
         <w:gridCol w:w="6626"/>
       </w:tblGrid>
       <w:tr>
-        <w:tblPrEx>
-          <w:tblCellMar>
-            <w:top w:w="0" w:type="dxa"/>
-            <w:bottom w:w="0" w:type="dxa"/>
-          </w:tblCellMar>
-        </w:tblPrEx>
         <w:trPr>
           <w:tblHeader/>
         </w:trPr>
@@ -1851,12 +1893,6 @@
         </w:tc>
       </w:tr>
       <w:tr>
-        <w:tblPrEx>
-          <w:tblCellMar>
-            <w:top w:w="0" w:type="dxa"/>
-            <w:bottom w:w="0" w:type="dxa"/>
-          </w:tblCellMar>
-        </w:tblPrEx>
         <w:tc>
           <w:tcPr>
             <w:tcW w:w="2400" w:type="dxa"/>
@@ -1910,12 +1946,6 @@
         </w:tc>
       </w:tr>
       <w:tr>
-        <w:tblPrEx>
-          <w:tblCellMar>
-            <w:top w:w="0" w:type="dxa"/>
-            <w:bottom w:w="0" w:type="dxa"/>
-          </w:tblCellMar>
-        </w:tblPrEx>
         <w:tc>
           <w:tcPr>
             <w:tcW w:w="2400" w:type="dxa"/>
@@ -1969,12 +1999,6 @@
         </w:tc>
       </w:tr>
       <w:tr>
-        <w:tblPrEx>
-          <w:tblCellMar>
-            <w:top w:w="0" w:type="dxa"/>
-            <w:bottom w:w="0" w:type="dxa"/>
-          </w:tblCellMar>
-        </w:tblPrEx>
         <w:tc>
           <w:tcPr>
             <w:tcW w:w="2400" w:type="dxa"/>
@@ -2075,12 +2099,6 @@
         <w:gridCol w:w="9026"/>
       </w:tblGrid>
       <w:tr>
-        <w:tblPrEx>
-          <w:tblCellMar>
-            <w:top w:w="0" w:type="dxa"/>
-            <w:bottom w:w="0" w:type="dxa"/>
-          </w:tblCellMar>
-        </w:tblPrEx>
         <w:tc>
           <w:tcPr>
             <w:tcW w:w="9026" w:type="dxa"/>
@@ -2306,12 +2324,6 @@
         <w:gridCol w:w="7026"/>
       </w:tblGrid>
       <w:tr>
-        <w:tblPrEx>
-          <w:tblCellMar>
-            <w:top w:w="0" w:type="dxa"/>
-            <w:bottom w:w="0" w:type="dxa"/>
-          </w:tblCellMar>
-        </w:tblPrEx>
         <w:trPr>
           <w:tblHeader/>
         </w:trPr>
@@ -2373,12 +2385,6 @@
         </w:tc>
       </w:tr>
       <w:tr>
-        <w:tblPrEx>
-          <w:tblCellMar>
-            <w:top w:w="0" w:type="dxa"/>
-            <w:bottom w:w="0" w:type="dxa"/>
-          </w:tblCellMar>
-        </w:tblPrEx>
         <w:tc>
           <w:tcPr>
             <w:tcW w:w="2000" w:type="dxa"/>
@@ -2432,12 +2438,6 @@
         </w:tc>
       </w:tr>
       <w:tr>
-        <w:tblPrEx>
-          <w:tblCellMar>
-            <w:top w:w="0" w:type="dxa"/>
-            <w:bottom w:w="0" w:type="dxa"/>
-          </w:tblCellMar>
-        </w:tblPrEx>
         <w:tc>
           <w:tcPr>
             <w:tcW w:w="2000" w:type="dxa"/>
@@ -2491,12 +2491,6 @@
         </w:tc>
       </w:tr>
       <w:tr>
-        <w:tblPrEx>
-          <w:tblCellMar>
-            <w:top w:w="0" w:type="dxa"/>
-            <w:bottom w:w="0" w:type="dxa"/>
-          </w:tblCellMar>
-        </w:tblPrEx>
         <w:tc>
           <w:tcPr>
             <w:tcW w:w="2000" w:type="dxa"/>
@@ -2550,12 +2544,6 @@
         </w:tc>
       </w:tr>
       <w:tr>
-        <w:tblPrEx>
-          <w:tblCellMar>
-            <w:top w:w="0" w:type="dxa"/>
-            <w:bottom w:w="0" w:type="dxa"/>
-          </w:tblCellMar>
-        </w:tblPrEx>
         <w:tc>
           <w:tcPr>
             <w:tcW w:w="2000" w:type="dxa"/>
@@ -2617,12 +2605,6 @@
         </w:tc>
       </w:tr>
       <w:tr>
-        <w:tblPrEx>
-          <w:tblCellMar>
-            <w:top w:w="0" w:type="dxa"/>
-            <w:bottom w:w="0" w:type="dxa"/>
-          </w:tblCellMar>
-        </w:tblPrEx>
         <w:tc>
           <w:tcPr>
             <w:tcW w:w="2000" w:type="dxa"/>
@@ -2783,12 +2765,6 @@
         <w:gridCol w:w="6626"/>
       </w:tblGrid>
       <w:tr>
-        <w:tblPrEx>
-          <w:tblCellMar>
-            <w:top w:w="0" w:type="dxa"/>
-            <w:bottom w:w="0" w:type="dxa"/>
-          </w:tblCellMar>
-        </w:tblPrEx>
         <w:trPr>
           <w:tblHeader/>
         </w:trPr>
@@ -2850,12 +2826,6 @@
         </w:tc>
       </w:tr>
       <w:tr>
-        <w:tblPrEx>
-          <w:tblCellMar>
-            <w:top w:w="0" w:type="dxa"/>
-            <w:bottom w:w="0" w:type="dxa"/>
-          </w:tblCellMar>
-        </w:tblPrEx>
         <w:tc>
           <w:tcPr>
             <w:tcW w:w="2400" w:type="dxa"/>
@@ -2909,12 +2879,6 @@
         </w:tc>
       </w:tr>
       <w:tr>
-        <w:tblPrEx>
-          <w:tblCellMar>
-            <w:top w:w="0" w:type="dxa"/>
-            <w:bottom w:w="0" w:type="dxa"/>
-          </w:tblCellMar>
-        </w:tblPrEx>
         <w:tc>
           <w:tcPr>
             <w:tcW w:w="2400" w:type="dxa"/>
@@ -2968,12 +2932,6 @@
         </w:tc>
       </w:tr>
       <w:tr>
-        <w:tblPrEx>
-          <w:tblCellMar>
-            <w:top w:w="0" w:type="dxa"/>
-            <w:bottom w:w="0" w:type="dxa"/>
-          </w:tblCellMar>
-        </w:tblPrEx>
         <w:tc>
           <w:tcPr>
             <w:tcW w:w="2400" w:type="dxa"/>
@@ -3081,12 +3039,6 @@
         <w:gridCol w:w="9026"/>
       </w:tblGrid>
       <w:tr>
-        <w:tblPrEx>
-          <w:tblCellMar>
-            <w:top w:w="0" w:type="dxa"/>
-            <w:bottom w:w="0" w:type="dxa"/>
-          </w:tblCellMar>
-        </w:tblPrEx>
         <w:tc>
           <w:tcPr>
             <w:tcW w:w="9026" w:type="dxa"/>
@@ -3105,7 +3057,6 @@
             </w:tcMar>
           </w:tcPr>
           <w:p>
-            <w:proofErr w:type="gramStart"/>
             <w:r>
               <w:rPr>
                 <w:rFonts w:ascii="Courier New" w:eastAsia="Courier New" w:hAnsi="Courier New" w:cs="Courier New"/>
@@ -3113,9 +3064,10 @@
                 <w:sz w:val="20"/>
                 <w:szCs w:val="20"/>
               </w:rPr>
-              <w:t>12:32:47  •</w:t>
-            </w:r>
-            <w:proofErr w:type="gramEnd"/>
+              <w:t>12:32:47  •  Arquivo de pendências carregado</w:t>
+            </w:r>
+          </w:p>
+          <w:p>
             <w:r>
               <w:rPr>
                 <w:rFonts w:ascii="Courier New" w:eastAsia="Courier New" w:hAnsi="Courier New" w:cs="Courier New"/>
@@ -3123,11 +3075,10 @@
                 <w:sz w:val="20"/>
                 <w:szCs w:val="20"/>
               </w:rPr>
-              <w:t xml:space="preserve">  Arquivo de pendências carregado</w:t>
-            </w:r>
-          </w:p>
-          <w:p>
-            <w:proofErr w:type="gramStart"/>
+              <w:t>12:32:48  •  2664 registros lidos</w:t>
+            </w:r>
+          </w:p>
+          <w:p>
             <w:r>
               <w:rPr>
                 <w:rFonts w:ascii="Courier New" w:eastAsia="Courier New" w:hAnsi="Courier New" w:cs="Courier New"/>
@@ -3135,9 +3086,10 @@
                 <w:sz w:val="20"/>
                 <w:szCs w:val="20"/>
               </w:rPr>
-              <w:t>12:32:48  •</w:t>
-            </w:r>
-            <w:proofErr w:type="gramEnd"/>
+              <w:t>12:32:49  •  Base de e-mails carregada</w:t>
+            </w:r>
+          </w:p>
+          <w:p>
             <w:r>
               <w:rPr>
                 <w:rFonts w:ascii="Courier New" w:eastAsia="Courier New" w:hAnsi="Courier New" w:cs="Courier New"/>
@@ -3145,51 +3097,7 @@
                 <w:sz w:val="20"/>
                 <w:szCs w:val="20"/>
               </w:rPr>
-              <w:t xml:space="preserve">  2664 registros lidos</w:t>
-            </w:r>
-          </w:p>
-          <w:p>
-            <w:proofErr w:type="gramStart"/>
-            <w:r>
-              <w:rPr>
-                <w:rFonts w:ascii="Courier New" w:eastAsia="Courier New" w:hAnsi="Courier New" w:cs="Courier New"/>
-                <w:color w:val="00FF88"/>
-                <w:sz w:val="20"/>
-                <w:szCs w:val="20"/>
-              </w:rPr>
-              <w:t>12:32:49  •</w:t>
-            </w:r>
-            <w:proofErr w:type="gramEnd"/>
-            <w:r>
-              <w:rPr>
-                <w:rFonts w:ascii="Courier New" w:eastAsia="Courier New" w:hAnsi="Courier New" w:cs="Courier New"/>
-                <w:color w:val="00FF88"/>
-                <w:sz w:val="20"/>
-                <w:szCs w:val="20"/>
-              </w:rPr>
-              <w:t xml:space="preserve">  Base de e-mails carregada</w:t>
-            </w:r>
-          </w:p>
-          <w:p>
-            <w:proofErr w:type="gramStart"/>
-            <w:r>
-              <w:rPr>
-                <w:rFonts w:ascii="Courier New" w:eastAsia="Courier New" w:hAnsi="Courier New" w:cs="Courier New"/>
-                <w:color w:val="00FF88"/>
-                <w:sz w:val="20"/>
-                <w:szCs w:val="20"/>
-              </w:rPr>
-              <w:t>12:33:10  •</w:t>
-            </w:r>
-            <w:proofErr w:type="gramEnd"/>
-            <w:r>
-              <w:rPr>
-                <w:rFonts w:ascii="Courier New" w:eastAsia="Courier New" w:hAnsi="Courier New" w:cs="Courier New"/>
-                <w:color w:val="00FF88"/>
-                <w:sz w:val="20"/>
-                <w:szCs w:val="20"/>
-              </w:rPr>
-              <w:t xml:space="preserve">  Consulta SQL concluída</w:t>
+              <w:t>12:33:10  •  Consulta SQL concluída</w:t>
             </w:r>
           </w:p>
         </w:tc>
@@ -3221,12 +3129,6 @@
         <w:gridCol w:w="9026"/>
       </w:tblGrid>
       <w:tr>
-        <w:tblPrEx>
-          <w:tblCellMar>
-            <w:top w:w="0" w:type="dxa"/>
-            <w:bottom w:w="0" w:type="dxa"/>
-          </w:tblCellMar>
-        </w:tblPrEx>
         <w:tc>
           <w:tcPr>
             <w:tcW w:w="9026" w:type="dxa"/>
@@ -3406,12 +3308,6 @@
         <w:gridCol w:w="6626"/>
       </w:tblGrid>
       <w:tr>
-        <w:tblPrEx>
-          <w:tblCellMar>
-            <w:top w:w="0" w:type="dxa"/>
-            <w:bottom w:w="0" w:type="dxa"/>
-          </w:tblCellMar>
-        </w:tblPrEx>
         <w:trPr>
           <w:tblHeader/>
         </w:trPr>
@@ -3473,12 +3369,6 @@
         </w:tc>
       </w:tr>
       <w:tr>
-        <w:tblPrEx>
-          <w:tblCellMar>
-            <w:top w:w="0" w:type="dxa"/>
-            <w:bottom w:w="0" w:type="dxa"/>
-          </w:tblCellMar>
-        </w:tblPrEx>
         <w:tc>
           <w:tcPr>
             <w:tcW w:w="2400" w:type="dxa"/>
@@ -3538,12 +3428,6 @@
         </w:tc>
       </w:tr>
       <w:tr>
-        <w:tblPrEx>
-          <w:tblCellMar>
-            <w:top w:w="0" w:type="dxa"/>
-            <w:bottom w:w="0" w:type="dxa"/>
-          </w:tblCellMar>
-        </w:tblPrEx>
         <w:tc>
           <w:tcPr>
             <w:tcW w:w="2400" w:type="dxa"/>
@@ -3689,12 +3573,6 @@
         <w:gridCol w:w="6626"/>
       </w:tblGrid>
       <w:tr>
-        <w:tblPrEx>
-          <w:tblCellMar>
-            <w:top w:w="0" w:type="dxa"/>
-            <w:bottom w:w="0" w:type="dxa"/>
-          </w:tblCellMar>
-        </w:tblPrEx>
         <w:trPr>
           <w:tblHeader/>
         </w:trPr>
@@ -3756,12 +3634,6 @@
         </w:tc>
       </w:tr>
       <w:tr>
-        <w:tblPrEx>
-          <w:tblCellMar>
-            <w:top w:w="0" w:type="dxa"/>
-            <w:bottom w:w="0" w:type="dxa"/>
-          </w:tblCellMar>
-        </w:tblPrEx>
         <w:tc>
           <w:tcPr>
             <w:tcW w:w="2400" w:type="dxa"/>
@@ -3815,12 +3687,6 @@
         </w:tc>
       </w:tr>
       <w:tr>
-        <w:tblPrEx>
-          <w:tblCellMar>
-            <w:top w:w="0" w:type="dxa"/>
-            <w:bottom w:w="0" w:type="dxa"/>
-          </w:tblCellMar>
-        </w:tblPrEx>
         <w:tc>
           <w:tcPr>
             <w:tcW w:w="2400" w:type="dxa"/>
@@ -3874,12 +3740,6 @@
         </w:tc>
       </w:tr>
       <w:tr>
-        <w:tblPrEx>
-          <w:tblCellMar>
-            <w:top w:w="0" w:type="dxa"/>
-            <w:bottom w:w="0" w:type="dxa"/>
-          </w:tblCellMar>
-        </w:tblPrEx>
         <w:tc>
           <w:tcPr>
             <w:tcW w:w="2400" w:type="dxa"/>
@@ -3977,12 +3837,6 @@
         <w:gridCol w:w="2439"/>
       </w:tblGrid>
       <w:tr>
-        <w:tblPrEx>
-          <w:tblCellMar>
-            <w:top w:w="0" w:type="dxa"/>
-            <w:bottom w:w="0" w:type="dxa"/>
-          </w:tblCellMar>
-        </w:tblPrEx>
         <w:trPr>
           <w:tblHeader/>
         </w:trPr>
@@ -4072,12 +3926,6 @@
         </w:tc>
       </w:tr>
       <w:tr>
-        <w:tblPrEx>
-          <w:tblCellMar>
-            <w:top w:w="0" w:type="dxa"/>
-            <w:bottom w:w="0" w:type="dxa"/>
-          </w:tblCellMar>
-        </w:tblPrEx>
         <w:tc>
           <w:tcPr>
             <w:tcW w:w="2600" w:type="dxa"/>
@@ -4159,12 +4007,6 @@
         </w:tc>
       </w:tr>
       <w:tr>
-        <w:tblPrEx>
-          <w:tblCellMar>
-            <w:top w:w="0" w:type="dxa"/>
-            <w:bottom w:w="0" w:type="dxa"/>
-          </w:tblCellMar>
-        </w:tblPrEx>
         <w:tc>
           <w:tcPr>
             <w:tcW w:w="2600" w:type="dxa"/>
@@ -4246,12 +4088,6 @@
         </w:tc>
       </w:tr>
       <w:tr>
-        <w:tblPrEx>
-          <w:tblCellMar>
-            <w:top w:w="0" w:type="dxa"/>
-            <w:bottom w:w="0" w:type="dxa"/>
-          </w:tblCellMar>
-        </w:tblPrEx>
         <w:tc>
           <w:tcPr>
             <w:tcW w:w="2600" w:type="dxa"/>
@@ -4333,12 +4169,6 @@
         </w:tc>
       </w:tr>
       <w:tr>
-        <w:tblPrEx>
-          <w:tblCellMar>
-            <w:top w:w="0" w:type="dxa"/>
-            <w:bottom w:w="0" w:type="dxa"/>
-          </w:tblCellMar>
-        </w:tblPrEx>
         <w:tc>
           <w:tcPr>
             <w:tcW w:w="2600" w:type="dxa"/>
@@ -4472,12 +4302,6 @@
         <w:gridCol w:w="6426"/>
       </w:tblGrid>
       <w:tr>
-        <w:tblPrEx>
-          <w:tblCellMar>
-            <w:top w:w="0" w:type="dxa"/>
-            <w:bottom w:w="0" w:type="dxa"/>
-          </w:tblCellMar>
-        </w:tblPrEx>
         <w:trPr>
           <w:tblHeader/>
         </w:trPr>
@@ -4539,12 +4363,6 @@
         </w:tc>
       </w:tr>
       <w:tr>
-        <w:tblPrEx>
-          <w:tblCellMar>
-            <w:top w:w="0" w:type="dxa"/>
-            <w:bottom w:w="0" w:type="dxa"/>
-          </w:tblCellMar>
-        </w:tblPrEx>
         <w:tc>
           <w:tcPr>
             <w:tcW w:w="2600" w:type="dxa"/>
@@ -4604,12 +4422,6 @@
         </w:tc>
       </w:tr>
       <w:tr>
-        <w:tblPrEx>
-          <w:tblCellMar>
-            <w:top w:w="0" w:type="dxa"/>
-            <w:bottom w:w="0" w:type="dxa"/>
-          </w:tblCellMar>
-        </w:tblPrEx>
         <w:tc>
           <w:tcPr>
             <w:tcW w:w="2600" w:type="dxa"/>
@@ -4663,12 +4475,6 @@
         </w:tc>
       </w:tr>
       <w:tr>
-        <w:tblPrEx>
-          <w:tblCellMar>
-            <w:top w:w="0" w:type="dxa"/>
-            <w:bottom w:w="0" w:type="dxa"/>
-          </w:tblCellMar>
-        </w:tblPrEx>
         <w:tc>
           <w:tcPr>
             <w:tcW w:w="2600" w:type="dxa"/>
@@ -4780,12 +4586,6 @@
         <w:gridCol w:w="6026"/>
       </w:tblGrid>
       <w:tr>
-        <w:tblPrEx>
-          <w:tblCellMar>
-            <w:top w:w="0" w:type="dxa"/>
-            <w:bottom w:w="0" w:type="dxa"/>
-          </w:tblCellMar>
-        </w:tblPrEx>
         <w:trPr>
           <w:tblHeader/>
         </w:trPr>
@@ -4847,12 +4647,6 @@
         </w:tc>
       </w:tr>
       <w:tr>
-        <w:tblPrEx>
-          <w:tblCellMar>
-            <w:top w:w="0" w:type="dxa"/>
-            <w:bottom w:w="0" w:type="dxa"/>
-          </w:tblCellMar>
-        </w:tblPrEx>
         <w:tc>
           <w:tcPr>
             <w:tcW w:w="3000" w:type="dxa"/>
@@ -4906,12 +4700,6 @@
         </w:tc>
       </w:tr>
       <w:tr>
-        <w:tblPrEx>
-          <w:tblCellMar>
-            <w:top w:w="0" w:type="dxa"/>
-            <w:bottom w:w="0" w:type="dxa"/>
-          </w:tblCellMar>
-        </w:tblPrEx>
         <w:tc>
           <w:tcPr>
             <w:tcW w:w="3000" w:type="dxa"/>
@@ -4965,12 +4753,6 @@
         </w:tc>
       </w:tr>
       <w:tr>
-        <w:tblPrEx>
-          <w:tblCellMar>
-            <w:top w:w="0" w:type="dxa"/>
-            <w:bottom w:w="0" w:type="dxa"/>
-          </w:tblCellMar>
-        </w:tblPrEx>
         <w:tc>
           <w:tcPr>
             <w:tcW w:w="3000" w:type="dxa"/>
@@ -5018,18 +4800,13 @@
           </w:tcPr>
           <w:p>
             <w:r>
-              <w:t xml:space="preserve">Verifique se a VPN está ativa e se as credenciais no </w:t>
-            </w:r>
-            <w:proofErr w:type="gramStart"/>
-            <w:r>
-              <w:t>arquivo .</w:t>
+              <w:t>Verifique se a VPN está ativa e se as credenciais no arquivo .</w:t>
             </w:r>
             <w:proofErr w:type="spellStart"/>
             <w:r>
               <w:t>env</w:t>
             </w:r>
             <w:proofErr w:type="spellEnd"/>
-            <w:proofErr w:type="gramEnd"/>
             <w:r>
               <w:t xml:space="preserve"> estão corretas. Em caso de troca de senha recente, acionar o responsável técnico.</w:t>
             </w:r>
@@ -5037,12 +4814,6 @@
         </w:tc>
       </w:tr>
       <w:tr>
-        <w:tblPrEx>
-          <w:tblCellMar>
-            <w:top w:w="0" w:type="dxa"/>
-            <w:bottom w:w="0" w:type="dxa"/>
-          </w:tblCellMar>
-        </w:tblPrEx>
         <w:tc>
           <w:tcPr>
             <w:tcW w:w="3000" w:type="dxa"/>
@@ -5097,12 +4868,6 @@
         </w:tc>
       </w:tr>
       <w:tr>
-        <w:tblPrEx>
-          <w:tblCellMar>
-            <w:top w:w="0" w:type="dxa"/>
-            <w:bottom w:w="0" w:type="dxa"/>
-          </w:tblCellMar>
-        </w:tblPrEx>
         <w:tc>
           <w:tcPr>
             <w:tcW w:w="3000" w:type="dxa"/>
@@ -5182,12 +4947,6 @@
         <w:gridCol w:w="9026"/>
       </w:tblGrid>
       <w:tr>
-        <w:tblPrEx>
-          <w:tblCellMar>
-            <w:top w:w="0" w:type="dxa"/>
-            <w:bottom w:w="0" w:type="dxa"/>
-          </w:tblCellMar>
-        </w:tblPrEx>
         <w:tc>
           <w:tcPr>
             <w:tcW w:w="9026" w:type="dxa"/>
